--- a/src/word/reference.docx
+++ b/src/word/reference.docx
@@ -853,7 +853,7 @@
       <w:footerReference w:type="default" r:id="rId20"/>
       <w:headerReference w:type="first" r:id="rId21"/>
       <w:footerReference w:type="first" r:id="rId22"/>
-      <w:pgSz w:w="12240" w:h="15840"/>
+      <w:pgSz w:w="11906" w:h="16838"/>
       <w:pgMar w:top="1608" w:right="1417" w:bottom="1417" w:left="1417" w:header="708" w:footer="708" w:gutter="0"/>
       <w:cols w:space="708"/>
       <w:titlePg/>
@@ -1789,7 +1789,6 @@
     <w:pPr>
       <w:keepNext/>
       <w:keepLines/>
-      <w:pageBreakBefore/>
       <w:spacing w:before="200" w:after="240"/>
       <w:outlineLvl w:val="1"/>
     </w:pPr>
